--- a/cov/COV_Report.docx
+++ b/cov/COV_Report.docx
@@ -5324,7 +5324,7 @@
     </w:p>
     <w:p>
       <w:r>
-        <w:t xml:space="preserve">This session was conducted as part of a research-connected collaboration with educator and Visible Thinking Routines consultant Karin Morrison, and in connection with work supported by Dr Ron Ritchhart of Project Zero at Harvard Graduate School of Education. The session builds on prior Think-Puzzle-Explore work conducted by Boneo Primary SPARK Centre students on the topic of Artificial Intelligence.</w:t>
+        <w:t xml:space="preserve">This session was conducted as part of a research-connected collaboration with educator and Visible Thinking Routines consultant Karin Morrison, and in connection with work supported by Dr Ron Ritchhart of Project Zero at Harvard Graduate School of Education. It follows an earlier session run with Karin Morrison for the school’s Year 2 students on the topic of Artificial Intelligence.</w:t>
       </w:r>
     </w:p>
     <w:p/>
